--- a/templates/02_financeiro/02_proposta_comercial_financeira.docx
+++ b/templates/02_financeiro/02_proposta_comercial_financeira.docx
@@ -308,70 +308,359 @@
         <w:t xml:space="preserve">Apresentamos as seguintes opções de investimento para a realização do projeto:</w:t>
       </w:r>
     </w:p>
-    <w:p>
-      <w:pPr>
-        <w:spacing w:after="100" w:before="100"/>
-      </w:pPr>
-      <w:r>
-        <w:rPr>
-          <w:rFonts w:ascii="Arial" w:cs="Arial" w:eastAsia="Arial" w:hAnsi="Arial"/>
-          <w:b/>
-          <w:bCs/>
-          <w:color w:val="1B4332"/>
-          <w:sz w:val="20"/>
-          <w:szCs w:val="20"/>
-        </w:rPr>
-        <w:t xml:space="preserve">Opção  |  Valor Total  |  Condição de Pagamento</w:t>
-      </w:r>
-    </w:p>
-    <w:p>
-      <w:pPr>
-        <w:spacing w:after="100" w:before="100"/>
-      </w:pPr>
-      <w:r>
-        <w:rPr>
-          <w:rFonts w:ascii="Arial" w:cs="Arial" w:eastAsia="Arial" w:hAnsi="Arial"/>
-          <w:b/>
-          <w:bCs/>
-          <w:color w:val="1B4332"/>
-          <w:sz w:val="20"/>
-          <w:szCs w:val="20"/>
-        </w:rPr>
-        <w:t xml:space="preserve">**Plano Individual**  |  R$ [VALOR]  |  À vista com 10% de desconto</w:t>
-      </w:r>
-    </w:p>
-    <w:p>
-      <w:pPr>
-        <w:spacing w:after="100" w:before="100"/>
-      </w:pPr>
-      <w:r>
-        <w:rPr>
-          <w:rFonts w:ascii="Arial" w:cs="Arial" w:eastAsia="Arial" w:hAnsi="Arial"/>
-          <w:b/>
-          <w:bCs/>
-          <w:color w:val="1B4332"/>
-          <w:sz w:val="20"/>
-          <w:szCs w:val="20"/>
-        </w:rPr>
-        <w:t xml:space="preserve">**Plano parcelado**  |  R$ [VALOR]  |  [X] parcelas mensais de R$ [VALOR]</w:t>
-      </w:r>
-    </w:p>
-    <w:p>
-      <w:pPr>
-        <w:spacing w:after="100" w:before="100"/>
-      </w:pPr>
-      <w:r>
-        <w:rPr>
-          <w:rFonts w:ascii="Arial" w:cs="Arial" w:eastAsia="Arial" w:hAnsi="Arial"/>
-          <w:b/>
-          <w:bCs/>
-          <w:color w:val="1B4332"/>
-          <w:sz w:val="20"/>
-          <w:szCs w:val="20"/>
-        </w:rPr>
-        <w:t xml:space="preserve">**Combo Anual**  |  R$ [VALOR]  |  Boleto bancário ou PIX</w:t>
-      </w:r>
-    </w:p>
+    <w:tbl>
+      <w:tblPr>
+        <w:tblW w:type="pct" w:w="100%"/>
+        <w:tblBorders>
+          <w:top w:val="single" w:color="auto" w:sz="4"/>
+          <w:left w:val="single" w:color="auto" w:sz="4"/>
+          <w:bottom w:val="single" w:color="auto" w:sz="4"/>
+          <w:right w:val="single" w:color="auto" w:sz="4"/>
+          <w:insideH w:val="single" w:color="auto" w:sz="4"/>
+          <w:insideV w:val="single" w:color="auto" w:sz="4"/>
+        </w:tblBorders>
+      </w:tblPr>
+      <w:tblGrid>
+        <w:gridCol w:w="100"/>
+        <w:gridCol w:w="100"/>
+        <w:gridCol w:w="100"/>
+      </w:tblGrid>
+      <w:tr>
+        <w:tc>
+          <w:tcPr>
+            <w:shd w:fill="1B4332" w:val="clear"/>
+            <w:tcMar>
+              <w:top w:type="dxa" w:w="100"/>
+              <w:left w:type="dxa" w:w="100"/>
+              <w:bottom w:type="dxa" w:w="100"/>
+              <w:right w:type="dxa" w:w="100"/>
+            </w:tcMar>
+            <w:vAlign w:val="center"/>
+          </w:tcPr>
+          <w:p>
+            <w:pPr>
+              <w:jc w:val="center"/>
+            </w:pPr>
+            <w:r>
+              <w:rPr>
+                <w:rFonts w:ascii="Arial" w:cs="Arial" w:eastAsia="Arial" w:hAnsi="Arial"/>
+                <w:b/>
+                <w:bCs/>
+                <w:color w:val="FFFFFF"/>
+                <w:sz w:val="18"/>
+                <w:szCs w:val="18"/>
+              </w:rPr>
+              <w:t xml:space="preserve">Opção</w:t>
+            </w:r>
+          </w:p>
+        </w:tc>
+        <w:tc>
+          <w:tcPr>
+            <w:shd w:fill="1B4332" w:val="clear"/>
+            <w:tcMar>
+              <w:top w:type="dxa" w:w="100"/>
+              <w:left w:type="dxa" w:w="100"/>
+              <w:bottom w:type="dxa" w:w="100"/>
+              <w:right w:type="dxa" w:w="100"/>
+            </w:tcMar>
+            <w:vAlign w:val="center"/>
+          </w:tcPr>
+          <w:p>
+            <w:pPr>
+              <w:jc w:val="center"/>
+            </w:pPr>
+            <w:r>
+              <w:rPr>
+                <w:rFonts w:ascii="Arial" w:cs="Arial" w:eastAsia="Arial" w:hAnsi="Arial"/>
+                <w:b/>
+                <w:bCs/>
+                <w:color w:val="FFFFFF"/>
+                <w:sz w:val="18"/>
+                <w:szCs w:val="18"/>
+              </w:rPr>
+              <w:t xml:space="preserve">Valor Total</w:t>
+            </w:r>
+          </w:p>
+        </w:tc>
+        <w:tc>
+          <w:tcPr>
+            <w:shd w:fill="1B4332" w:val="clear"/>
+            <w:tcMar>
+              <w:top w:type="dxa" w:w="100"/>
+              <w:left w:type="dxa" w:w="100"/>
+              <w:bottom w:type="dxa" w:w="100"/>
+              <w:right w:type="dxa" w:w="100"/>
+            </w:tcMar>
+            <w:vAlign w:val="center"/>
+          </w:tcPr>
+          <w:p>
+            <w:pPr>
+              <w:jc w:val="center"/>
+            </w:pPr>
+            <w:r>
+              <w:rPr>
+                <w:rFonts w:ascii="Arial" w:cs="Arial" w:eastAsia="Arial" w:hAnsi="Arial"/>
+                <w:b/>
+                <w:bCs/>
+                <w:color w:val="FFFFFF"/>
+                <w:sz w:val="18"/>
+                <w:szCs w:val="18"/>
+              </w:rPr>
+              <w:t xml:space="preserve">Condição de Pagamento</w:t>
+            </w:r>
+          </w:p>
+        </w:tc>
+      </w:tr>
+      <w:tr>
+        <w:tc>
+          <w:tcPr>
+            <w:tcMar>
+              <w:top w:type="dxa" w:w="100"/>
+              <w:left w:type="dxa" w:w="100"/>
+              <w:bottom w:type="dxa" w:w="100"/>
+              <w:right w:type="dxa" w:w="100"/>
+            </w:tcMar>
+            <w:vAlign w:val="center"/>
+          </w:tcPr>
+          <w:p>
+            <w:pPr>
+              <w:jc w:val="center"/>
+            </w:pPr>
+            <w:r>
+              <w:rPr>
+                <w:rFonts w:ascii="Arial" w:cs="Arial" w:eastAsia="Arial" w:hAnsi="Arial"/>
+                <w:b w:val="false"/>
+                <w:bCs w:val="false"/>
+                <w:color w:val="111827"/>
+                <w:sz w:val="18"/>
+                <w:szCs w:val="18"/>
+              </w:rPr>
+              <w:t xml:space="preserve">**Plano Individual**</w:t>
+            </w:r>
+          </w:p>
+        </w:tc>
+        <w:tc>
+          <w:tcPr>
+            <w:tcMar>
+              <w:top w:type="dxa" w:w="100"/>
+              <w:left w:type="dxa" w:w="100"/>
+              <w:bottom w:type="dxa" w:w="100"/>
+              <w:right w:type="dxa" w:w="100"/>
+            </w:tcMar>
+            <w:vAlign w:val="center"/>
+          </w:tcPr>
+          <w:p>
+            <w:pPr>
+              <w:jc w:val="center"/>
+            </w:pPr>
+            <w:r>
+              <w:rPr>
+                <w:rFonts w:ascii="Arial" w:cs="Arial" w:eastAsia="Arial" w:hAnsi="Arial"/>
+                <w:b w:val="false"/>
+                <w:bCs w:val="false"/>
+                <w:color w:val="111827"/>
+                <w:sz w:val="18"/>
+                <w:szCs w:val="18"/>
+              </w:rPr>
+              <w:t xml:space="preserve">R$ [VALOR]</w:t>
+            </w:r>
+          </w:p>
+        </w:tc>
+        <w:tc>
+          <w:tcPr>
+            <w:tcMar>
+              <w:top w:type="dxa" w:w="100"/>
+              <w:left w:type="dxa" w:w="100"/>
+              <w:bottom w:type="dxa" w:w="100"/>
+              <w:right w:type="dxa" w:w="100"/>
+            </w:tcMar>
+            <w:vAlign w:val="center"/>
+          </w:tcPr>
+          <w:p>
+            <w:pPr>
+              <w:jc w:val="center"/>
+            </w:pPr>
+            <w:r>
+              <w:rPr>
+                <w:rFonts w:ascii="Arial" w:cs="Arial" w:eastAsia="Arial" w:hAnsi="Arial"/>
+                <w:b w:val="false"/>
+                <w:bCs w:val="false"/>
+                <w:color w:val="111827"/>
+                <w:sz w:val="18"/>
+                <w:szCs w:val="18"/>
+              </w:rPr>
+              <w:t xml:space="preserve">À vista com 10% de desconto</w:t>
+            </w:r>
+          </w:p>
+        </w:tc>
+      </w:tr>
+      <w:tr>
+        <w:tc>
+          <w:tcPr>
+            <w:tcMar>
+              <w:top w:type="dxa" w:w="100"/>
+              <w:left w:type="dxa" w:w="100"/>
+              <w:bottom w:type="dxa" w:w="100"/>
+              <w:right w:type="dxa" w:w="100"/>
+            </w:tcMar>
+            <w:vAlign w:val="center"/>
+          </w:tcPr>
+          <w:p>
+            <w:pPr>
+              <w:jc w:val="center"/>
+            </w:pPr>
+            <w:r>
+              <w:rPr>
+                <w:rFonts w:ascii="Arial" w:cs="Arial" w:eastAsia="Arial" w:hAnsi="Arial"/>
+                <w:b w:val="false"/>
+                <w:bCs w:val="false"/>
+                <w:color w:val="111827"/>
+                <w:sz w:val="18"/>
+                <w:szCs w:val="18"/>
+              </w:rPr>
+              <w:t xml:space="preserve">**Plano parcelado**</w:t>
+            </w:r>
+          </w:p>
+        </w:tc>
+        <w:tc>
+          <w:tcPr>
+            <w:tcMar>
+              <w:top w:type="dxa" w:w="100"/>
+              <w:left w:type="dxa" w:w="100"/>
+              <w:bottom w:type="dxa" w:w="100"/>
+              <w:right w:type="dxa" w:w="100"/>
+            </w:tcMar>
+            <w:vAlign w:val="center"/>
+          </w:tcPr>
+          <w:p>
+            <w:pPr>
+              <w:jc w:val="center"/>
+            </w:pPr>
+            <w:r>
+              <w:rPr>
+                <w:rFonts w:ascii="Arial" w:cs="Arial" w:eastAsia="Arial" w:hAnsi="Arial"/>
+                <w:b w:val="false"/>
+                <w:bCs w:val="false"/>
+                <w:color w:val="111827"/>
+                <w:sz w:val="18"/>
+                <w:szCs w:val="18"/>
+              </w:rPr>
+              <w:t xml:space="preserve">R$ [VALOR]</w:t>
+            </w:r>
+          </w:p>
+        </w:tc>
+        <w:tc>
+          <w:tcPr>
+            <w:tcMar>
+              <w:top w:type="dxa" w:w="100"/>
+              <w:left w:type="dxa" w:w="100"/>
+              <w:bottom w:type="dxa" w:w="100"/>
+              <w:right w:type="dxa" w:w="100"/>
+            </w:tcMar>
+            <w:vAlign w:val="center"/>
+          </w:tcPr>
+          <w:p>
+            <w:pPr>
+              <w:jc w:val="center"/>
+            </w:pPr>
+            <w:r>
+              <w:rPr>
+                <w:rFonts w:ascii="Arial" w:cs="Arial" w:eastAsia="Arial" w:hAnsi="Arial"/>
+                <w:b w:val="false"/>
+                <w:bCs w:val="false"/>
+                <w:color w:val="111827"/>
+                <w:sz w:val="18"/>
+                <w:szCs w:val="18"/>
+              </w:rPr>
+              <w:t xml:space="preserve">[X] parcelas mensais de R$ [VALOR]</w:t>
+            </w:r>
+          </w:p>
+        </w:tc>
+      </w:tr>
+      <w:tr>
+        <w:tc>
+          <w:tcPr>
+            <w:tcMar>
+              <w:top w:type="dxa" w:w="100"/>
+              <w:left w:type="dxa" w:w="100"/>
+              <w:bottom w:type="dxa" w:w="100"/>
+              <w:right w:type="dxa" w:w="100"/>
+            </w:tcMar>
+            <w:vAlign w:val="center"/>
+          </w:tcPr>
+          <w:p>
+            <w:pPr>
+              <w:jc w:val="center"/>
+            </w:pPr>
+            <w:r>
+              <w:rPr>
+                <w:rFonts w:ascii="Arial" w:cs="Arial" w:eastAsia="Arial" w:hAnsi="Arial"/>
+                <w:b w:val="false"/>
+                <w:bCs w:val="false"/>
+                <w:color w:val="111827"/>
+                <w:sz w:val="18"/>
+                <w:szCs w:val="18"/>
+              </w:rPr>
+              <w:t xml:space="preserve">**Combo Anual**</w:t>
+            </w:r>
+          </w:p>
+        </w:tc>
+        <w:tc>
+          <w:tcPr>
+            <w:tcMar>
+              <w:top w:type="dxa" w:w="100"/>
+              <w:left w:type="dxa" w:w="100"/>
+              <w:bottom w:type="dxa" w:w="100"/>
+              <w:right w:type="dxa" w:w="100"/>
+            </w:tcMar>
+            <w:vAlign w:val="center"/>
+          </w:tcPr>
+          <w:p>
+            <w:pPr>
+              <w:jc w:val="center"/>
+            </w:pPr>
+            <w:r>
+              <w:rPr>
+                <w:rFonts w:ascii="Arial" w:cs="Arial" w:eastAsia="Arial" w:hAnsi="Arial"/>
+                <w:b w:val="false"/>
+                <w:bCs w:val="false"/>
+                <w:color w:val="111827"/>
+                <w:sz w:val="18"/>
+                <w:szCs w:val="18"/>
+              </w:rPr>
+              <w:t xml:space="preserve">R$ [VALOR]</w:t>
+            </w:r>
+          </w:p>
+        </w:tc>
+        <w:tc>
+          <w:tcPr>
+            <w:tcMar>
+              <w:top w:type="dxa" w:w="100"/>
+              <w:left w:type="dxa" w:w="100"/>
+              <w:bottom w:type="dxa" w:w="100"/>
+              <w:right w:type="dxa" w:w="100"/>
+            </w:tcMar>
+            <w:vAlign w:val="center"/>
+          </w:tcPr>
+          <w:p>
+            <w:pPr>
+              <w:jc w:val="center"/>
+            </w:pPr>
+            <w:r>
+              <w:rPr>
+                <w:rFonts w:ascii="Arial" w:cs="Arial" w:eastAsia="Arial" w:hAnsi="Arial"/>
+                <w:b w:val="false"/>
+                <w:bCs w:val="false"/>
+                <w:color w:val="111827"/>
+                <w:sz w:val="18"/>
+                <w:szCs w:val="18"/>
+              </w:rPr>
+              <w:t xml:space="preserve">Boleto bancário ou PIX</w:t>
+            </w:r>
+          </w:p>
+        </w:tc>
+      </w:tr>
+    </w:tbl>
     <w:p>
       <w:pPr>
         <w:pBdr>
